--- a/2025/Дисс.совет/Документы/Сергей/Колокольчиков_заключение_организации.docx
+++ b/2025/Дисс.совет/Документы/Сергей/Колокольчиков_заключение_организации.docx
@@ -3331,7 +3331,25 @@
           <w:szCs w:val="24"/>
           <w:lang w:val="ru-RU"/>
         </w:rPr>
-        <w:t xml:space="preserve">Заключение принято на заседании Научно-технического совета отдела экспериментальной физики ИЯИ РАН. Присутствовало на заседании </w:t>
+        <w:t xml:space="preserve">Заключение принято на заседании Научно-технического совета отдела </w:t>
+      </w:r>
+      <w:r>
+        <w:rPr>
+          <w:rFonts w:ascii="Times New Roman" w:hAnsi="Times New Roman" w:cs="Times New Roman"/>
+          <w:sz w:val="24"/>
+          <w:szCs w:val="24"/>
+          <w:lang w:val="ru-RU"/>
+        </w:rPr>
+        <w:t>ускорительной</w:t>
+      </w:r>
+      <w:r>
+        <w:rPr>
+          <w:rFonts w:ascii="Times New Roman" w:hAnsi="Times New Roman" w:cs="Times New Roman"/>
+          <w:sz w:val="24"/>
+          <w:szCs w:val="24"/>
+          <w:lang w:val="ru-RU"/>
+        </w:rPr>
+        <w:t xml:space="preserve"> физики ИЯИ РАН. Присутствовало на заседании </w:t>
       </w:r>
       <w:r>
         <w:rPr>
